--- a/Documentation/PyForecast_SQLite_Tables.docx
+++ b/Documentation/PyForecast_SQLite_Tables.docx
@@ -3870,13 +3870,7 @@
       </w:r>
       <w:proofErr w:type="spellStart"/>
       <w:r>
-        <w:t>saved_models_predit</w:t>
-      </w:r>
-      <w:r>
-        <w:t>ors_</w:t>
-      </w:r>
-      <w:r>
-        <w:t>data</w:t>
+        <w:t>saved_models_preditors_data</w:t>
       </w:r>
       <w:proofErr w:type="spellEnd"/>
       <w:r>
